--- a/Aula 05 - 14-09-2026/Aula 5 - Apostila do Aluno.docx
+++ b/Aula 05 - 14-09-2026/Aula 5 - Apostila do Aluno.docx
@@ -12,7 +12,7 @@
           <w:color w:val="1F497D"/>
           <w:sz w:val="40"/>
         </w:rPr>
-        <w:t>APOSTILA DO ALUNO — AULA 5</w:t>
+        <w:t>APOSTILA DO ALUNO - AULA 5</w:t>
       </w:r>
     </w:p>
     <w:p>
@@ -23,7 +23,7 @@
         <w:rPr>
           <w:sz w:val="26"/>
         </w:rPr>
-        <w:t>Microsoft Power BI Desktop — Modelagem Avançada e Esquema Estrela</w:t>
+        <w:t>Microsoft Power BI Desktop - Modelagem Avançada e Esquema Estrela</w:t>
       </w:r>
     </w:p>
     <w:p>
@@ -103,7 +103,7 @@
     </w:p>
     <w:p>
       <w:r>
-        <w:t>Até agora seu modelo tem uma tabela Vendas (fato) relacionada a Produtos (dimensão) pela Aula 3 — hoje vamos conectar também a tabela Clientes.csv, completando as dimensões. Para analisar vendas ao longo do tempo — por mês, trimestre ou ano — o Power BI precisa de uma tabela dedicada de datas, chamada de tabela Calendário. Ela também é pré-requisito para usar funções de inteligência de tempo, que veremos na Aula 7.</w:t>
+        <w:t>Até agora seu modelo tem uma tabela Vendas (fato) relacionada a Produtos (dimensão) pela Aula 3. Hoje vamos conectar também a tabela Clientes.csv, completando as dimensões. Para analisar vendas ao longo do tempo (por mês, trimestre ou ano), o Power BI precisa de uma tabela dedicada de datas, chamada de tabela Calendário. Ela também é pré-requisito para usar funções de inteligência de tempo, que veremos na Aula 7.</w:t>
       </w:r>
     </w:p>
     <w:p>

--- a/Aula 05 - 14-09-2026/Aula 5 - Apostila do Aluno.docx
+++ b/Aula 05 - 14-09-2026/Aula 5 - Apostila do Aluno.docx
@@ -233,6 +233,81 @@
           <w:color w:val="1F497D"/>
         </w:rPr>
         <w:t>Glossário</w:t>
+      </w:r>
+    </w:p>
+    <w:p>
+      <w:pPr/>
+      <w:r>
+        <w:rPr>
+          <w:b/>
+        </w:rPr>
+        <w:t>Tabela Calendário</w:t>
+      </w:r>
+    </w:p>
+    <w:p>
+      <w:pPr/>
+      <w:r>
+        <w:t>Tabela dimensão com uma linha por dia, usada para análises temporais.</w:t>
+      </w:r>
+    </w:p>
+    <w:p>
+      <w:pPr/>
+      <w:r>
+        <w:rPr>
+          <w:b/>
+        </w:rPr>
+        <w:t>CALENDAR / CALENDARAUTO</w:t>
+      </w:r>
+    </w:p>
+    <w:p>
+      <w:pPr/>
+      <w:r>
+        <w:t>Funções DAX que geram automaticamente uma tabela de datas.</w:t>
+      </w:r>
+    </w:p>
+    <w:p>
+      <w:pPr/>
+      <w:r>
+        <w:rPr>
+          <w:b/>
+        </w:rPr>
+        <w:t>Relacionamento ativo/inativo</w:t>
+      </w:r>
+    </w:p>
+    <w:p>
+      <w:pPr/>
+      <w:r>
+        <w:t>Indica qual relacionamento é usado por padrão nos cálculos.</w:t>
+      </w:r>
+    </w:p>
+    <w:p>
+      <w:pPr/>
+      <w:r>
+        <w:rPr>
+          <w:b/>
+        </w:rPr>
+        <w:t>Direção de filtro</w:t>
+      </w:r>
+    </w:p>
+    <w:p>
+      <w:pPr/>
+      <w:r>
+        <w:t>Define se um relacionamento propaga filtro em um sentido ou nos dois.</w:t>
+      </w:r>
+    </w:p>
+    <w:p>
+      <w:pPr/>
+      <w:r>
+        <w:rPr>
+          <w:b/>
+        </w:rPr>
+        <w:t>Tabela oculta</w:t>
+      </w:r>
+    </w:p>
+    <w:p>
+      <w:pPr/>
+      <w:r>
+        <w:t>Tabela/coluna escondida do usuário final, mas disponível para cálculos.</w:t>
       </w:r>
     </w:p>
     <w:tbl>
